--- a/app/templates/PLI_M42.docx
+++ b/app/templates/PLI_M42.docx
@@ -125,7 +125,7 @@
           <w:sz-cs w:val="24"/>
           <w:i/>
         </w:rPr>
-        <w:t>Đăng ký lần đầu, ngày{dk_lan_dau_ngay}tháng{dk_lan_dau_thang}năm{dk_lan_dau_nam}</w:t>
+        <w:t>Đăng ký lần đầu, ngày {dk_lan_dau_ngay} tháng {dk_lan_dau_thang} năm {dk_lan_dau_nam}</w:t>
       </w:r>
     </w:p>
     <w:p>
@@ -140,7 +140,7 @@
           <w:sz-cs w:val="24"/>
           <w:i/>
         </w:rPr>
-        <w:t>Đăng ký thay đổi lần thứ: {dk_thay_doi_lan_thu}ngày{dk_thay_doi_ngay}tháng{dk_thay_doi_thang}năm{dk_thay_doi_nam}</w:t>
+        <w:t>Đăng ký thay đổi lần thứ: {dk_thay_doi_lan_thu} ngày {dk_thay_doi_ngay} tháng {dk_thay_doi_thang} năm {dk_thay_doi_nam}</w:t>
       </w:r>
     </w:p>
     <w:p>
@@ -274,20 +274,20 @@
           <w:sz w:val="24"/>
           <w:sz-cs w:val="24"/>
         </w:rPr>
-        <w:t>Điện thoại: {dien_thoai_khac}Số fax: {fax}</w:t>
-      </w:r>
-    </w:p>
-    <w:p>
-      <w:pPr>
-        <w:spacing w:before="120"/>
-      </w:pPr>
-      <w:r>
-        <w:rPr>
-          <w:rFonts w:ascii="Arial" w:hAnsi="Arial" w:cs="Arial"/>
-          <w:sz w:val="24"/>
-          <w:sz-cs w:val="24"/>
-        </w:rPr>
-        <w:t>Thư điện tử: {email_khac}Website: {website}</w:t>
+        <w:t>Điện thoại: {dien_thoai_khac} Số fax: {fax}</w:t>
+      </w:r>
+    </w:p>
+    <w:p>
+      <w:pPr>
+        <w:spacing w:before="120"/>
+      </w:pPr>
+      <w:r>
+        <w:rPr>
+          <w:rFonts w:ascii="Arial" w:hAnsi="Arial" w:cs="Arial"/>
+          <w:sz w:val="24"/>
+          <w:sz-cs w:val="24"/>
+        </w:rPr>
+        <w:t>Thư điện tử: {email_khac} Website: {website}</w:t>
       </w:r>
     </w:p>
     <w:p>
@@ -331,7 +331,7 @@
           <w:sz w:val="24"/>
           <w:sz-cs w:val="24"/>
         </w:rPr>
-        <w:t>): {ho_ten_in_hoa}Giới tính: {chu_hkd.gioi_tinh}</w:t>
+        <w:t>): {ho_ten_in_hoa} Giới tính: {chu_hkd.gioi_tinh}</w:t>
       </w:r>
     </w:p>
     <w:p>

--- a/app/templates/PLI_M42.docx
+++ b/app/templates/PLI_M42.docx
@@ -396,7 +396,7 @@
           <w:sz w:val="24"/>
           <w:sz-cs w:val="24"/>
         </w:rPr>
-        <w:t>): {so_ho_chieu} Ngày cấp: … Nơi cấp: {ngay_cap}</w:t>
+        <w:t>): {so_ho_chieu} Ngày cấp: {ngay_cap} Nơi cấp: {noi_cap}</w:t>
       </w:r>
     </w:p>
     <w:p>
